--- a/ru/wisdom-stories/begin-with-self-examination.docx
+++ b/ru/wisdom-stories/begin-with-self-examination.docx
@@ -105,7 +105,7 @@
         <w:rPr>
           <w:lang/>
         </w:rPr>
-        <w:t>Проверь свои руки — не тянулся ли к чужому, не примешивал ли нечестный заработок к своему пропитанию?</w:t>
+        <w:t>Проверь свои руки — не тянулся ли к чужому, не добывал ли пропитание нечестным путём?</w:t>
       </w:r>
     </w:p>
     <w:p>
